--- a/docs/Manual_Usuario_Family_Health.docx
+++ b/docs/Manual_Usuario_Family_Health.docx
@@ -264,10 +264,9 @@
       <w:r>
         <w:t xml:space="preserve">   5.3 Perfil Administrador</w:t>
         <w:tab/>
-      </w:r>
-      <w:r>
-        <w:t>13</w:t>
-      </w:r>
+        <w:t>14</w:t>
+      </w:r>
+      <w:r/>
     </w:p>
     <w:p>
       <w:pPr>
@@ -280,10 +279,9 @@
       <w:r>
         <w:t xml:space="preserve">   5.4 Perfil Recepción</w:t>
         <w:tab/>
-      </w:r>
-      <w:r>
-        <w:t>20</w:t>
-      </w:r>
+        <w:t>21</w:t>
+      </w:r>
+      <w:r/>
     </w:p>
     <w:p>
       <w:pPr>
@@ -296,10 +294,9 @@
       <w:r>
         <w:t xml:space="preserve">   5.5 Perfil Cafetería</w:t>
         <w:tab/>
-      </w:r>
-      <w:r>
-        <w:t>21</w:t>
-      </w:r>
+        <w:t>22</w:t>
+      </w:r>
+      <w:r/>
     </w:p>
     <w:p>
       <w:pPr>
@@ -312,10 +309,9 @@
       <w:r>
         <w:t>6. Solución de problemas</w:t>
         <w:tab/>
-      </w:r>
-      <w:r>
-        <w:t>21</w:t>
-      </w:r>
+        <w:t>22</w:t>
+      </w:r>
+      <w:r/>
     </w:p>
     <w:p>
       <w:pPr>
@@ -328,10 +324,9 @@
       <w:r>
         <w:t>7. Glosario</w:t>
         <w:tab/>
-      </w:r>
-      <w:r>
-        <w:t>22</w:t>
-      </w:r>
+        <w:t>23</w:t>
+      </w:r>
+      <w:r/>
     </w:p>
     <w:p>
       <w:pPr>
@@ -344,10 +339,9 @@
       <w:r>
         <w:t>Anexo A. Evidencia de visualización Mobile-First</w:t>
         <w:tab/>
-      </w:r>
-      <w:r>
-        <w:t>23</w:t>
-      </w:r>
+        <w:t>24</w:t>
+      </w:r>
+      <w:r/>
     </w:p>
     <w:p>
       <w:pPr>
@@ -2276,7 +2270,7 @@
           <w:b/>
           <w:color w:val="204B3D"/>
         </w:rPr>
-        <w:t>Importante. La modificación de los datos de una reserva (aprobar, rechazar, registrar el pago o cancelar) es una operación reservada a los perfiles Administrador y Recepción. El cliente no cuenta con esa acción en su perfil.</w:t>
+        <w:t>Importante. Aprobar, rechazar, registrar el pago, completar o cancelar son cambios de estado de una reserva que pueden realizar los perfiles autorizados cuando corresponda; no equivalen a cambiar su fecha, hora o espacio. El cliente no dispone de una función directa de reprogramación. Si el cambio de fecha u horario no puede gestionarse mediante cancelación y nueva solicitud, debe solicitar orientación a recepción.</w:t>
       </w:r>
       <w:r/>
     </w:p>
@@ -6752,7 +6746,7 @@
     </w:p>
     <w:p>
       <w:r>
-        <w:t>Los procedimientos corresponden a la interfaz de la revisión documentada del proyecto. No se atribuye al perfil cliente una función de reprogramación directa de reservas que no aparece implementada. El cambio de fecha u horario requiere una cancelación permitida y una nueva solicitud, o la atención de recepción cuando no proceda la cancelación. Fuente: Díaz Choles, L. F. (2026), Family_Health_MF [Código fuente], repositorio https://github.com/LuisDiaz2026/Family_Health_MF, revisión d46cd89fc9d955ca5cc548fa4c5d1a4bbfd18af4.</w:t>
+        <w:t>Los procedimientos describen la interfaz del proyecto y sus correcciones localizadas en el paquete adjunto, tomando como referencia el repositorio propio https://github.com/LuisDiaz2026/Family_Health_MF (commit base d46cd89). La versión corregida incorpora nuevos ajustes administrativos y debe publicarse y validarse en producción antes de afirmar equivalencia exacta con el despliegue. El perfil cliente no dispone de reprogramación directa de fecha, hora o espacio; para cambiar la solicitud necesita cancelación permitida y nueva reserva, o la orientación de recepción.</w:t>
       </w:r>
     </w:p>
     <w:sectPr>
